--- a/2026 الى 2027/خطط القسم 2027/الخطة السنوية للأقسام-  الدراسية.docx
+++ b/2026 الى 2027/خطط القسم 2027/الخطة السنوية للأقسام-  الدراسية.docx
@@ -369,7 +369,7 @@
                                 <w:szCs w:val="48"/>
                                 <w:rtl/>
                               </w:rPr>
-                              <w:t>6</w:t>
+                              <w:t>7</w:t>
                             </w:r>
                             <w:r>
                               <w:rPr>
@@ -382,7 +382,7 @@
                                 <w:szCs w:val="48"/>
                                 <w:rtl/>
                               </w:rPr>
-                              <w:t>-2026</w:t>
+                              <w:t>-2027</w:t>
                             </w:r>
                           </w:p>
                           <w:p>
@@ -636,7 +636,7 @@
                           <w:szCs w:val="48"/>
                           <w:rtl/>
                         </w:rPr>
-                        <w:t>6</w:t>
+                        <w:t>7</w:t>
                       </w:r>
                       <w:r>
                         <w:rPr>
@@ -649,7 +649,7 @@
                           <w:szCs w:val="48"/>
                           <w:rtl/>
                         </w:rPr>
-                        <w:t>-2026</w:t>
+                        <w:t>-2027</w:t>
                       </w:r>
                     </w:p>
                     <w:p>
